--- a/observatorio-sjc/docs/05-DoD.docx
+++ b/observatorio-sjc/docs/05-DoD.docx
@@ -124,6 +124,21 @@
           <w:color w:val="000000"/>
         </w:rPr>
         <w:t xml:space="preserve">Status na Sprint 1: os cinco itens do backlog (US01–US05) atenderam aos critérios acima que se aplicam a entregas de documentação e dados (itens 1, 2, 4). A revisão por outro membro da equipe e a demonstração em Sprint Review ficam pendentes de confirmação formal — verificar com o Scrum Master antes de declarar a sprint 100% fechada em ata.</w:t>
+      </w:r>
+    </w:p>
+    <w:p>
+      <w:pPr>
+        <w:spacing w:after="160"/>
+      </w:pPr>
+      <w:r>
+        <w:rPr>
+          <w:b w:val="false"/>
+          <w:bCs w:val="false"/>
+          <w:i/>
+          <w:iCs/>
+          <w:color w:val="000000"/>
+        </w:rPr>
+        <w:t xml:space="preserve">Status na Sprint 2: US07 e US09 atenderam aos critérios — visuais no Power BI testados, dados conferidos (47.339 estabelecimentos, 206.717 vínculos ativos) e documentação atualizada. US06 e US08 ficaram parciais: os dados estão prontos e documentados, mas o mapa por coordenadas (US06) e a série histórica (US08) dependem de trabalho e de fonte na Sprint 3. Revisão por outro membro e demonstração na Sprint Review a confirmar em ata pelo Scrum Master.</w:t>
       </w:r>
     </w:p>
     <w:sectPr>
